--- a/Concertacionevaluacion.docx
+++ b/Concertacionevaluacion.docx
@@ -418,6 +418,14 @@
               </w:rPr>
               <w:t>EC0327</w:t>
             </w:r>
+            <w:r>
+              <w:rPr>
+                <w:rFonts w:ascii="Arial" w:hAnsi="Arial" w:cs="Arial"/>
+                <w:sz w:val="18"/>
+                <w:szCs w:val="18"/>
+              </w:rPr>
+              <w:t xml:space="preserve"> / 0235</w:t>
+            </w:r>
           </w:p>
         </w:tc>
       </w:tr>
@@ -475,6 +483,14 @@
                 <w:szCs w:val="18"/>
               </w:rPr>
             </w:pPr>
+            <w:r>
+              <w:rPr>
+                <w:rFonts w:ascii="Arial" w:hAnsi="Arial" w:cs="Arial"/>
+                <w:sz w:val="18"/>
+                <w:szCs w:val="18"/>
+              </w:rPr>
+              <w:t>2026-1</w:t>
+            </w:r>
           </w:p>
         </w:tc>
         <w:tc>
@@ -593,6 +609,14 @@
                 <w:szCs w:val="18"/>
               </w:rPr>
             </w:pPr>
+            <w:r>
+              <w:rPr>
+                <w:rFonts w:ascii="Arial" w:hAnsi="Arial" w:cs="Arial"/>
+                <w:sz w:val="18"/>
+                <w:szCs w:val="18"/>
+              </w:rPr>
+              <w:t>02/febrero/2026</w:t>
+            </w:r>
           </w:p>
         </w:tc>
       </w:tr>
@@ -606,12 +630,12 @@
         <w:tblLook w:val="04A0" w:firstRow="1" w:lastRow="0" w:firstColumn="1" w:lastColumn="0" w:noHBand="0" w:noVBand="1"/>
       </w:tblPr>
       <w:tblGrid>
-        <w:gridCol w:w="1329"/>
-        <w:gridCol w:w="795"/>
-        <w:gridCol w:w="4310"/>
-        <w:gridCol w:w="1247"/>
-        <w:gridCol w:w="2062"/>
-        <w:gridCol w:w="977"/>
+        <w:gridCol w:w="1322"/>
+        <w:gridCol w:w="789"/>
+        <w:gridCol w:w="4171"/>
+        <w:gridCol w:w="1793"/>
+        <w:gridCol w:w="1672"/>
+        <w:gridCol w:w="973"/>
       </w:tblGrid>
       <w:tr>
         <w:trPr>
@@ -620,7 +644,7 @@
         </w:trPr>
         <w:tc>
           <w:tcPr>
-            <w:tcW w:w="1329" w:type="dxa"/>
+            <w:tcW w:w="1322" w:type="dxa"/>
           </w:tcPr>
           <w:p>
             <w:pPr>
@@ -647,7 +671,7 @@
         </w:tc>
         <w:tc>
           <w:tcPr>
-            <w:tcW w:w="795" w:type="dxa"/>
+            <w:tcW w:w="789" w:type="dxa"/>
           </w:tcPr>
           <w:p>
             <w:pPr>
@@ -674,7 +698,7 @@
         </w:tc>
         <w:tc>
           <w:tcPr>
-            <w:tcW w:w="4310" w:type="dxa"/>
+            <w:tcW w:w="4171" w:type="dxa"/>
           </w:tcPr>
           <w:p>
             <w:pPr>
@@ -701,7 +725,7 @@
         </w:tc>
         <w:tc>
           <w:tcPr>
-            <w:tcW w:w="1247" w:type="dxa"/>
+            <w:tcW w:w="1793" w:type="dxa"/>
           </w:tcPr>
           <w:p>
             <w:pPr>
@@ -728,7 +752,7 @@
         </w:tc>
         <w:tc>
           <w:tcPr>
-            <w:tcW w:w="2062" w:type="dxa"/>
+            <w:tcW w:w="1672" w:type="dxa"/>
           </w:tcPr>
           <w:p>
             <w:pPr>
@@ -755,7 +779,7 @@
         </w:tc>
         <w:tc>
           <w:tcPr>
-            <w:tcW w:w="977" w:type="dxa"/>
+            <w:tcW w:w="973" w:type="dxa"/>
           </w:tcPr>
           <w:p>
             <w:pPr>
@@ -786,7 +810,7 @@
         </w:trPr>
         <w:tc>
           <w:tcPr>
-            <w:tcW w:w="1329" w:type="dxa"/>
+            <w:tcW w:w="1322" w:type="dxa"/>
             <w:vMerge w:val="restart"/>
           </w:tcPr>
           <w:p>
@@ -814,7 +838,7 @@
         </w:tc>
         <w:tc>
           <w:tcPr>
-            <w:tcW w:w="795" w:type="dxa"/>
+            <w:tcW w:w="789" w:type="dxa"/>
           </w:tcPr>
           <w:p>
             <w:pPr>
@@ -837,7 +861,7 @@
         </w:tc>
         <w:tc>
           <w:tcPr>
-            <w:tcW w:w="4310" w:type="dxa"/>
+            <w:tcW w:w="4171" w:type="dxa"/>
           </w:tcPr>
           <w:p>
             <w:pPr>
@@ -892,7 +916,7 @@
         </w:tc>
         <w:tc>
           <w:tcPr>
-            <w:tcW w:w="1247" w:type="dxa"/>
+            <w:tcW w:w="1793" w:type="dxa"/>
           </w:tcPr>
           <w:p>
             <w:pPr>
@@ -931,7 +955,7 @@
         </w:tc>
         <w:tc>
           <w:tcPr>
-            <w:tcW w:w="2062" w:type="dxa"/>
+            <w:tcW w:w="1672" w:type="dxa"/>
           </w:tcPr>
           <w:p>
             <w:pPr>
@@ -954,7 +978,7 @@
         </w:tc>
         <w:tc>
           <w:tcPr>
-            <w:tcW w:w="977" w:type="dxa"/>
+            <w:tcW w:w="973" w:type="dxa"/>
           </w:tcPr>
           <w:p>
             <w:pPr>
@@ -999,7 +1023,7 @@
         </w:trPr>
         <w:tc>
           <w:tcPr>
-            <w:tcW w:w="1329" w:type="dxa"/>
+            <w:tcW w:w="1322" w:type="dxa"/>
             <w:vMerge/>
           </w:tcPr>
           <w:p>
@@ -1015,7 +1039,7 @@
         </w:tc>
         <w:tc>
           <w:tcPr>
-            <w:tcW w:w="795" w:type="dxa"/>
+            <w:tcW w:w="789" w:type="dxa"/>
           </w:tcPr>
           <w:p>
             <w:pPr>
@@ -1054,7 +1078,7 @@
         </w:tc>
         <w:tc>
           <w:tcPr>
-            <w:tcW w:w="4310" w:type="dxa"/>
+            <w:tcW w:w="4171" w:type="dxa"/>
           </w:tcPr>
           <w:p>
             <w:pPr>
@@ -1162,30 +1186,86 @@
         </w:tc>
         <w:tc>
           <w:tcPr>
-            <w:tcW w:w="1247" w:type="dxa"/>
-          </w:tcPr>
-          <w:p>
-            <w:pPr>
-              <w:jc w:val="center"/>
-              <w:rPr>
-                <w:rFonts w:ascii="Arial" w:hAnsi="Arial" w:cs="Arial"/>
-                <w:sz w:val="18"/>
-                <w:szCs w:val="18"/>
-              </w:rPr>
-            </w:pPr>
-            <w:r>
-              <w:rPr>
-                <w:rFonts w:ascii="Arial" w:hAnsi="Arial" w:cs="Arial"/>
-                <w:sz w:val="18"/>
-                <w:szCs w:val="18"/>
-              </w:rPr>
-              <w:t>Actividad 1</w:t>
-            </w:r>
-          </w:p>
-        </w:tc>
-        <w:tc>
-          <w:tcPr>
-            <w:tcW w:w="2062" w:type="dxa"/>
+            <w:tcW w:w="1793" w:type="dxa"/>
+          </w:tcPr>
+          <w:p>
+            <w:pPr>
+              <w:jc w:val="center"/>
+              <w:rPr>
+                <w:rFonts w:ascii="Arial" w:hAnsi="Arial" w:cs="Arial"/>
+                <w:sz w:val="18"/>
+                <w:szCs w:val="18"/>
+              </w:rPr>
+            </w:pPr>
+            <w:r>
+              <w:rPr>
+                <w:rFonts w:ascii="Arial" w:hAnsi="Arial" w:cs="Arial"/>
+                <w:sz w:val="18"/>
+                <w:szCs w:val="18"/>
+              </w:rPr>
+              <w:t>Actividad</w:t>
+            </w:r>
+            <w:r>
+              <w:rPr>
+                <w:rFonts w:ascii="Arial" w:hAnsi="Arial" w:cs="Arial"/>
+                <w:sz w:val="18"/>
+                <w:szCs w:val="18"/>
+              </w:rPr>
+              <w:t>es</w:t>
+            </w:r>
+            <w:r>
+              <w:rPr>
+                <w:rFonts w:ascii="Arial" w:hAnsi="Arial" w:cs="Arial"/>
+                <w:sz w:val="18"/>
+                <w:szCs w:val="18"/>
+              </w:rPr>
+              <w:t xml:space="preserve"> </w:t>
+            </w:r>
+            <w:r>
+              <w:rPr>
+                <w:rFonts w:ascii="Arial" w:hAnsi="Arial" w:cs="Arial"/>
+                <w:sz w:val="18"/>
+                <w:szCs w:val="18"/>
+              </w:rPr>
+              <w:t>#</w:t>
+            </w:r>
+            <w:r>
+              <w:rPr>
+                <w:rFonts w:ascii="Arial" w:hAnsi="Arial" w:cs="Arial"/>
+                <w:sz w:val="18"/>
+                <w:szCs w:val="18"/>
+              </w:rPr>
+              <w:t>1</w:t>
+            </w:r>
+            <w:r>
+              <w:rPr>
+                <w:rFonts w:ascii="Arial" w:hAnsi="Arial" w:cs="Arial"/>
+                <w:sz w:val="18"/>
+                <w:szCs w:val="18"/>
+              </w:rPr>
+              <w:t xml:space="preserve"> (incluye taller</w:t>
+            </w:r>
+            <w:r>
+              <w:rPr>
+                <w:rFonts w:ascii="Arial" w:hAnsi="Arial" w:cs="Arial"/>
+                <w:sz w:val="18"/>
+                <w:szCs w:val="18"/>
+              </w:rPr>
+              <w:t>es</w:t>
+            </w:r>
+            <w:r>
+              <w:rPr>
+                <w:rFonts w:ascii="Arial" w:hAnsi="Arial" w:cs="Arial"/>
+                <w:sz w:val="18"/>
+                <w:szCs w:val="18"/>
+              </w:rPr>
+              <w:t>, quices, presentaciones orales)</w:t>
+            </w:r>
+          </w:p>
+        </w:tc>
+        <w:tc>
+          <w:tcPr>
+            <w:tcW w:w="1672" w:type="dxa"/>
           </w:tcPr>
           <w:p>
             <w:pPr>
@@ -1224,7 +1304,7 @@
         </w:tc>
         <w:tc>
           <w:tcPr>
-            <w:tcW w:w="977" w:type="dxa"/>
+            <w:tcW w:w="973" w:type="dxa"/>
           </w:tcPr>
           <w:p>
             <w:pPr>
@@ -1269,7 +1349,7 @@
         </w:trPr>
         <w:tc>
           <w:tcPr>
-            <w:tcW w:w="1329" w:type="dxa"/>
+            <w:tcW w:w="1322" w:type="dxa"/>
             <w:vMerge/>
           </w:tcPr>
           <w:p>
@@ -1285,7 +1365,7 @@
         </w:tc>
         <w:tc>
           <w:tcPr>
-            <w:tcW w:w="795" w:type="dxa"/>
+            <w:tcW w:w="789" w:type="dxa"/>
           </w:tcPr>
           <w:p>
             <w:pPr>
@@ -1308,7 +1388,7 @@
         </w:tc>
         <w:tc>
           <w:tcPr>
-            <w:tcW w:w="4310" w:type="dxa"/>
+            <w:tcW w:w="4171" w:type="dxa"/>
           </w:tcPr>
           <w:p>
             <w:pPr>
@@ -1379,30 +1459,94 @@
         </w:tc>
         <w:tc>
           <w:tcPr>
-            <w:tcW w:w="1247" w:type="dxa"/>
-          </w:tcPr>
-          <w:p>
-            <w:pPr>
-              <w:jc w:val="center"/>
-              <w:rPr>
-                <w:rFonts w:ascii="Arial" w:hAnsi="Arial" w:cs="Arial"/>
-                <w:sz w:val="18"/>
-                <w:szCs w:val="18"/>
-              </w:rPr>
-            </w:pPr>
-            <w:r>
-              <w:rPr>
-                <w:rFonts w:ascii="Arial" w:hAnsi="Arial" w:cs="Arial"/>
-                <w:sz w:val="18"/>
-                <w:szCs w:val="18"/>
-              </w:rPr>
-              <w:t>Actividad 2</w:t>
-            </w:r>
-          </w:p>
-        </w:tc>
-        <w:tc>
-          <w:tcPr>
-            <w:tcW w:w="2062" w:type="dxa"/>
+            <w:tcW w:w="1793" w:type="dxa"/>
+          </w:tcPr>
+          <w:p>
+            <w:pPr>
+              <w:jc w:val="center"/>
+              <w:rPr>
+                <w:rFonts w:ascii="Arial" w:hAnsi="Arial" w:cs="Arial"/>
+                <w:sz w:val="18"/>
+                <w:szCs w:val="18"/>
+              </w:rPr>
+            </w:pPr>
+            <w:r>
+              <w:rPr>
+                <w:rFonts w:ascii="Arial" w:hAnsi="Arial" w:cs="Arial"/>
+                <w:sz w:val="18"/>
+                <w:szCs w:val="18"/>
+              </w:rPr>
+              <w:t>Actividad</w:t>
+            </w:r>
+            <w:r>
+              <w:rPr>
+                <w:rFonts w:ascii="Arial" w:hAnsi="Arial" w:cs="Arial"/>
+                <w:sz w:val="18"/>
+                <w:szCs w:val="18"/>
+              </w:rPr>
+              <w:t>es</w:t>
+            </w:r>
+            <w:r>
+              <w:rPr>
+                <w:rFonts w:ascii="Arial" w:hAnsi="Arial" w:cs="Arial"/>
+                <w:sz w:val="18"/>
+                <w:szCs w:val="18"/>
+              </w:rPr>
+              <w:t xml:space="preserve"> </w:t>
+            </w:r>
+            <w:r>
+              <w:rPr>
+                <w:rFonts w:ascii="Arial" w:hAnsi="Arial" w:cs="Arial"/>
+                <w:sz w:val="18"/>
+                <w:szCs w:val="18"/>
+              </w:rPr>
+              <w:t>#</w:t>
+            </w:r>
+            <w:r>
+              <w:rPr>
+                <w:rFonts w:ascii="Arial" w:hAnsi="Arial" w:cs="Arial"/>
+                <w:sz w:val="18"/>
+                <w:szCs w:val="18"/>
+              </w:rPr>
+              <w:t>2</w:t>
+            </w:r>
+            <w:r>
+              <w:rPr>
+                <w:rFonts w:ascii="Arial" w:hAnsi="Arial" w:cs="Arial"/>
+                <w:sz w:val="18"/>
+                <w:szCs w:val="18"/>
+              </w:rPr>
+              <w:t xml:space="preserve"> </w:t>
+            </w:r>
+            <w:r>
+              <w:rPr>
+                <w:rFonts w:ascii="Arial" w:hAnsi="Arial" w:cs="Arial"/>
+                <w:sz w:val="18"/>
+                <w:szCs w:val="18"/>
+              </w:rPr>
+              <w:t>(incluye taller</w:t>
+            </w:r>
+            <w:r>
+              <w:rPr>
+                <w:rFonts w:ascii="Arial" w:hAnsi="Arial" w:cs="Arial"/>
+                <w:sz w:val="18"/>
+                <w:szCs w:val="18"/>
+              </w:rPr>
+              <w:t>es</w:t>
+            </w:r>
+            <w:r>
+              <w:rPr>
+                <w:rFonts w:ascii="Arial" w:hAnsi="Arial" w:cs="Arial"/>
+                <w:sz w:val="18"/>
+                <w:szCs w:val="18"/>
+              </w:rPr>
+              <w:t>, quices, presentaciones orales)</w:t>
+            </w:r>
+          </w:p>
+        </w:tc>
+        <w:tc>
+          <w:tcPr>
+            <w:tcW w:w="1672" w:type="dxa"/>
           </w:tcPr>
           <w:p>
             <w:pPr>
@@ -1425,7 +1569,7 @@
         </w:tc>
         <w:tc>
           <w:tcPr>
-            <w:tcW w:w="977" w:type="dxa"/>
+            <w:tcW w:w="973" w:type="dxa"/>
           </w:tcPr>
           <w:p>
             <w:pPr>
@@ -1478,7 +1622,7 @@
         </w:trPr>
         <w:tc>
           <w:tcPr>
-            <w:tcW w:w="1329" w:type="dxa"/>
+            <w:tcW w:w="1322" w:type="dxa"/>
             <w:vMerge/>
           </w:tcPr>
           <w:p>
@@ -1494,7 +1638,7 @@
         </w:tc>
         <w:tc>
           <w:tcPr>
-            <w:tcW w:w="795" w:type="dxa"/>
+            <w:tcW w:w="789" w:type="dxa"/>
           </w:tcPr>
           <w:p>
             <w:pPr>
@@ -1533,7 +1677,7 @@
         </w:tc>
         <w:tc>
           <w:tcPr>
-            <w:tcW w:w="4310" w:type="dxa"/>
+            <w:tcW w:w="4171" w:type="dxa"/>
           </w:tcPr>
           <w:p>
             <w:pPr>
@@ -1589,6 +1733,7 @@
                 <w:szCs w:val="18"/>
                 <w:lang w:val="es-ES"/>
               </w:rPr>
+              <w:lastRenderedPageBreak/>
               <w:t xml:space="preserve">Entiende e interpreta con sentido económico los resultados </w:t>
             </w:r>
             <w:r>
@@ -1598,33 +1743,96 @@
                 <w:szCs w:val="18"/>
                 <w:lang w:val="es-ES"/>
               </w:rPr>
-              <w:t xml:space="preserve">obtenidos a partir del uso de las </w:t>
-            </w:r>
-            <w:r>
-              <w:rPr>
-                <w:rFonts w:ascii="Arial" w:hAnsi="Arial" w:cs="Arial"/>
-                <w:sz w:val="18"/>
-                <w:szCs w:val="18"/>
-                <w:lang w:val="es-ES"/>
+              <w:t>obtenidos a partir del uso de las herramientas cuantitativas sobre el tema en cuestión</w:t>
+            </w:r>
+          </w:p>
+        </w:tc>
+        <w:tc>
+          <w:tcPr>
+            <w:tcW w:w="1793" w:type="dxa"/>
+          </w:tcPr>
+          <w:p>
+            <w:pPr>
+              <w:jc w:val="center"/>
+              <w:rPr>
+                <w:rFonts w:ascii="Arial" w:hAnsi="Arial" w:cs="Arial"/>
+                <w:sz w:val="18"/>
+                <w:szCs w:val="18"/>
+              </w:rPr>
+            </w:pPr>
+            <w:r>
+              <w:rPr>
+                <w:rFonts w:ascii="Arial" w:hAnsi="Arial" w:cs="Arial"/>
+                <w:sz w:val="18"/>
+                <w:szCs w:val="18"/>
               </w:rPr>
               <w:lastRenderedPageBreak/>
-              <w:t>herramientas cuantitativas sobre el tema en cuestión</w:t>
-            </w:r>
-          </w:p>
-        </w:tc>
-        <w:tc>
-          <w:tcPr>
-            <w:tcW w:w="1247" w:type="dxa"/>
-          </w:tcPr>
-          <w:p>
-            <w:pPr>
-              <w:jc w:val="center"/>
-              <w:rPr>
-                <w:rFonts w:ascii="Arial" w:hAnsi="Arial" w:cs="Arial"/>
-                <w:sz w:val="18"/>
-                <w:szCs w:val="18"/>
-              </w:rPr>
-            </w:pPr>
+              <w:t>Actividad</w:t>
+            </w:r>
+            <w:r>
+              <w:rPr>
+                <w:rFonts w:ascii="Arial" w:hAnsi="Arial" w:cs="Arial"/>
+                <w:sz w:val="18"/>
+                <w:szCs w:val="18"/>
+              </w:rPr>
+              <w:t>es</w:t>
+            </w:r>
+            <w:r>
+              <w:rPr>
+                <w:rFonts w:ascii="Arial" w:hAnsi="Arial" w:cs="Arial"/>
+                <w:sz w:val="18"/>
+                <w:szCs w:val="18"/>
+              </w:rPr>
+              <w:t xml:space="preserve"> </w:t>
+            </w:r>
+            <w:r>
+              <w:rPr>
+                <w:rFonts w:ascii="Arial" w:hAnsi="Arial" w:cs="Arial"/>
+                <w:sz w:val="18"/>
+                <w:szCs w:val="18"/>
+              </w:rPr>
+              <w:t>#</w:t>
+            </w:r>
+            <w:r>
+              <w:rPr>
+                <w:rFonts w:ascii="Arial" w:hAnsi="Arial" w:cs="Arial"/>
+                <w:sz w:val="18"/>
+                <w:szCs w:val="18"/>
+              </w:rPr>
+              <w:t>3</w:t>
+            </w:r>
+            <w:r>
+              <w:rPr>
+                <w:rFonts w:ascii="Arial" w:hAnsi="Arial" w:cs="Arial"/>
+                <w:sz w:val="18"/>
+                <w:szCs w:val="18"/>
+              </w:rPr>
+              <w:t xml:space="preserve"> </w:t>
+            </w:r>
+            <w:r>
+              <w:rPr>
+                <w:rFonts w:ascii="Arial" w:hAnsi="Arial" w:cs="Arial"/>
+                <w:sz w:val="18"/>
+                <w:szCs w:val="18"/>
+              </w:rPr>
+              <w:t>(incluye taller</w:t>
+            </w:r>
+            <w:r>
+              <w:rPr>
+                <w:rFonts w:ascii="Arial" w:hAnsi="Arial" w:cs="Arial"/>
+                <w:sz w:val="18"/>
+                <w:szCs w:val="18"/>
+              </w:rPr>
+              <w:t>es</w:t>
+            </w:r>
+            <w:r>
+              <w:rPr>
+                <w:rFonts w:ascii="Arial" w:hAnsi="Arial" w:cs="Arial"/>
+                <w:sz w:val="18"/>
+                <w:szCs w:val="18"/>
+              </w:rPr>
+              <w:t xml:space="preserve">, quices, </w:t>
+            </w:r>
             <w:r>
               <w:rPr>
                 <w:rFonts w:ascii="Arial" w:hAnsi="Arial" w:cs="Arial"/>
@@ -1632,29 +1840,30 @@
                 <w:szCs w:val="18"/>
               </w:rPr>
               <w:lastRenderedPageBreak/>
-              <w:t>Actividad 3</w:t>
-            </w:r>
-          </w:p>
-        </w:tc>
-        <w:tc>
-          <w:tcPr>
-            <w:tcW w:w="2062" w:type="dxa"/>
-          </w:tcPr>
-          <w:p>
-            <w:pPr>
-              <w:jc w:val="center"/>
-              <w:rPr>
-                <w:rFonts w:ascii="Arial" w:hAnsi="Arial" w:cs="Arial"/>
-                <w:sz w:val="18"/>
-                <w:szCs w:val="18"/>
-              </w:rPr>
-            </w:pPr>
-            <w:r>
-              <w:rPr>
-                <w:rFonts w:ascii="Arial" w:hAnsi="Arial" w:cs="Arial"/>
-                <w:sz w:val="18"/>
-                <w:szCs w:val="18"/>
-              </w:rPr>
+              <w:t>presentaciones orales)</w:t>
+            </w:r>
+          </w:p>
+        </w:tc>
+        <w:tc>
+          <w:tcPr>
+            <w:tcW w:w="1672" w:type="dxa"/>
+          </w:tcPr>
+          <w:p>
+            <w:pPr>
+              <w:jc w:val="center"/>
+              <w:rPr>
+                <w:rFonts w:ascii="Arial" w:hAnsi="Arial" w:cs="Arial"/>
+                <w:sz w:val="18"/>
+                <w:szCs w:val="18"/>
+              </w:rPr>
+            </w:pPr>
+            <w:r>
+              <w:rPr>
+                <w:rFonts w:ascii="Arial" w:hAnsi="Arial" w:cs="Arial"/>
+                <w:sz w:val="18"/>
+                <w:szCs w:val="18"/>
+              </w:rPr>
+              <w:lastRenderedPageBreak/>
               <w:t xml:space="preserve">Unidades 7 al </w:t>
             </w:r>
             <w:r>
@@ -1669,7 +1878,7 @@
         </w:tc>
         <w:tc>
           <w:tcPr>
-            <w:tcW w:w="977" w:type="dxa"/>
+            <w:tcW w:w="973" w:type="dxa"/>
           </w:tcPr>
           <w:p>
             <w:pPr>
@@ -1714,7 +1923,7 @@
         </w:trPr>
         <w:tc>
           <w:tcPr>
-            <w:tcW w:w="1329" w:type="dxa"/>
+            <w:tcW w:w="1322" w:type="dxa"/>
             <w:vMerge/>
           </w:tcPr>
           <w:p>
@@ -1730,7 +1939,7 @@
         </w:tc>
         <w:tc>
           <w:tcPr>
-            <w:tcW w:w="795" w:type="dxa"/>
+            <w:tcW w:w="789" w:type="dxa"/>
           </w:tcPr>
           <w:p>
             <w:pPr>
@@ -1753,7 +1962,7 @@
         </w:tc>
         <w:tc>
           <w:tcPr>
-            <w:tcW w:w="4310" w:type="dxa"/>
+            <w:tcW w:w="4171" w:type="dxa"/>
           </w:tcPr>
           <w:p>
             <w:pPr>
@@ -1824,30 +2033,94 @@
         </w:tc>
         <w:tc>
           <w:tcPr>
-            <w:tcW w:w="1247" w:type="dxa"/>
-          </w:tcPr>
-          <w:p>
-            <w:pPr>
-              <w:jc w:val="center"/>
-              <w:rPr>
-                <w:rFonts w:ascii="Arial" w:hAnsi="Arial" w:cs="Arial"/>
-                <w:sz w:val="18"/>
-                <w:szCs w:val="18"/>
-              </w:rPr>
-            </w:pPr>
-            <w:r>
-              <w:rPr>
-                <w:rFonts w:ascii="Arial" w:hAnsi="Arial" w:cs="Arial"/>
-                <w:sz w:val="18"/>
-                <w:szCs w:val="18"/>
-              </w:rPr>
-              <w:t>Actividad 4</w:t>
-            </w:r>
-          </w:p>
-        </w:tc>
-        <w:tc>
-          <w:tcPr>
-            <w:tcW w:w="2062" w:type="dxa"/>
+            <w:tcW w:w="1793" w:type="dxa"/>
+          </w:tcPr>
+          <w:p>
+            <w:pPr>
+              <w:jc w:val="center"/>
+              <w:rPr>
+                <w:rFonts w:ascii="Arial" w:hAnsi="Arial" w:cs="Arial"/>
+                <w:sz w:val="18"/>
+                <w:szCs w:val="18"/>
+              </w:rPr>
+            </w:pPr>
+            <w:r>
+              <w:rPr>
+                <w:rFonts w:ascii="Arial" w:hAnsi="Arial" w:cs="Arial"/>
+                <w:sz w:val="18"/>
+                <w:szCs w:val="18"/>
+              </w:rPr>
+              <w:t>Actividad</w:t>
+            </w:r>
+            <w:r>
+              <w:rPr>
+                <w:rFonts w:ascii="Arial" w:hAnsi="Arial" w:cs="Arial"/>
+                <w:sz w:val="18"/>
+                <w:szCs w:val="18"/>
+              </w:rPr>
+              <w:t>es</w:t>
+            </w:r>
+            <w:r>
+              <w:rPr>
+                <w:rFonts w:ascii="Arial" w:hAnsi="Arial" w:cs="Arial"/>
+                <w:sz w:val="18"/>
+                <w:szCs w:val="18"/>
+              </w:rPr>
+              <w:t xml:space="preserve"> </w:t>
+            </w:r>
+            <w:r>
+              <w:rPr>
+                <w:rFonts w:ascii="Arial" w:hAnsi="Arial" w:cs="Arial"/>
+                <w:sz w:val="18"/>
+                <w:szCs w:val="18"/>
+              </w:rPr>
+              <w:t>#</w:t>
+            </w:r>
+            <w:r>
+              <w:rPr>
+                <w:rFonts w:ascii="Arial" w:hAnsi="Arial" w:cs="Arial"/>
+                <w:sz w:val="18"/>
+                <w:szCs w:val="18"/>
+              </w:rPr>
+              <w:t>4</w:t>
+            </w:r>
+            <w:r>
+              <w:rPr>
+                <w:rFonts w:ascii="Arial" w:hAnsi="Arial" w:cs="Arial"/>
+                <w:sz w:val="18"/>
+                <w:szCs w:val="18"/>
+              </w:rPr>
+              <w:t xml:space="preserve"> </w:t>
+            </w:r>
+            <w:r>
+              <w:rPr>
+                <w:rFonts w:ascii="Arial" w:hAnsi="Arial" w:cs="Arial"/>
+                <w:sz w:val="18"/>
+                <w:szCs w:val="18"/>
+              </w:rPr>
+              <w:t>(incluye taller</w:t>
+            </w:r>
+            <w:r>
+              <w:rPr>
+                <w:rFonts w:ascii="Arial" w:hAnsi="Arial" w:cs="Arial"/>
+                <w:sz w:val="18"/>
+                <w:szCs w:val="18"/>
+              </w:rPr>
+              <w:t>es</w:t>
+            </w:r>
+            <w:r>
+              <w:rPr>
+                <w:rFonts w:ascii="Arial" w:hAnsi="Arial" w:cs="Arial"/>
+                <w:sz w:val="18"/>
+                <w:szCs w:val="18"/>
+              </w:rPr>
+              <w:t>, quices, presentaciones orales)</w:t>
+            </w:r>
+          </w:p>
+        </w:tc>
+        <w:tc>
+          <w:tcPr>
+            <w:tcW w:w="1672" w:type="dxa"/>
           </w:tcPr>
           <w:p>
             <w:pPr>
@@ -1870,7 +2143,7 @@
         </w:tc>
         <w:tc>
           <w:tcPr>
-            <w:tcW w:w="977" w:type="dxa"/>
+            <w:tcW w:w="973" w:type="dxa"/>
           </w:tcPr>
           <w:p>
             <w:pPr>
@@ -1907,7 +2180,7 @@
         </w:trPr>
         <w:tc>
           <w:tcPr>
-            <w:tcW w:w="1329" w:type="dxa"/>
+            <w:tcW w:w="1322" w:type="dxa"/>
             <w:vMerge/>
           </w:tcPr>
           <w:p>
@@ -1923,7 +2196,7 @@
         </w:tc>
         <w:tc>
           <w:tcPr>
-            <w:tcW w:w="795" w:type="dxa"/>
+            <w:tcW w:w="789" w:type="dxa"/>
           </w:tcPr>
           <w:p>
             <w:pPr>
@@ -1954,7 +2227,7 @@
         </w:tc>
         <w:tc>
           <w:tcPr>
-            <w:tcW w:w="4310" w:type="dxa"/>
+            <w:tcW w:w="4171" w:type="dxa"/>
           </w:tcPr>
           <w:p>
             <w:pPr>
@@ -2033,7 +2306,7 @@
         </w:tc>
         <w:tc>
           <w:tcPr>
-            <w:tcW w:w="1247" w:type="dxa"/>
+            <w:tcW w:w="1793" w:type="dxa"/>
           </w:tcPr>
           <w:p>
             <w:pPr>
@@ -2056,7 +2329,7 @@
         </w:tc>
         <w:tc>
           <w:tcPr>
-            <w:tcW w:w="2062" w:type="dxa"/>
+            <w:tcW w:w="1672" w:type="dxa"/>
           </w:tcPr>
           <w:p>
             <w:pPr>
@@ -2079,7 +2352,7 @@
         </w:tc>
         <w:tc>
           <w:tcPr>
-            <w:tcW w:w="977" w:type="dxa"/>
+            <w:tcW w:w="973" w:type="dxa"/>
           </w:tcPr>
           <w:p>
             <w:pPr>
@@ -2124,7 +2397,7 @@
         </w:trPr>
         <w:tc>
           <w:tcPr>
-            <w:tcW w:w="1329" w:type="dxa"/>
+            <w:tcW w:w="1322" w:type="dxa"/>
             <w:vMerge/>
           </w:tcPr>
           <w:p>
@@ -2140,7 +2413,7 @@
         </w:tc>
         <w:tc>
           <w:tcPr>
-            <w:tcW w:w="795" w:type="dxa"/>
+            <w:tcW w:w="789" w:type="dxa"/>
           </w:tcPr>
           <w:p>
             <w:pPr>
@@ -2171,7 +2444,7 @@
         </w:tc>
         <w:tc>
           <w:tcPr>
-            <w:tcW w:w="4310" w:type="dxa"/>
+            <w:tcW w:w="4171" w:type="dxa"/>
           </w:tcPr>
           <w:p>
             <w:pPr>
@@ -2242,7 +2515,7 @@
         </w:tc>
         <w:tc>
           <w:tcPr>
-            <w:tcW w:w="1247" w:type="dxa"/>
+            <w:tcW w:w="1793" w:type="dxa"/>
           </w:tcPr>
           <w:p>
             <w:pPr>
@@ -2265,7 +2538,7 @@
         </w:tc>
         <w:tc>
           <w:tcPr>
-            <w:tcW w:w="2062" w:type="dxa"/>
+            <w:tcW w:w="1672" w:type="dxa"/>
           </w:tcPr>
           <w:p>
             <w:pPr>
@@ -2288,7 +2561,7 @@
         </w:tc>
         <w:tc>
           <w:tcPr>
-            <w:tcW w:w="977" w:type="dxa"/>
+            <w:tcW w:w="973" w:type="dxa"/>
           </w:tcPr>
           <w:p>
             <w:pPr>
@@ -2977,13 +3250,74 @@
                 <w:szCs w:val="20"/>
               </w:rPr>
             </w:pPr>
-            <w:r>
-              <w:rPr>
-                <w:rFonts w:ascii="Arial" w:hAnsi="Arial" w:cs="Arial"/>
-                <w:b/>
-                <w:sz w:val="20"/>
-                <w:szCs w:val="20"/>
-              </w:rPr>
+          </w:p>
+          <w:p>
+            <w:pPr>
+              <w:spacing w:after="0" w:line="240" w:lineRule="auto"/>
+              <w:jc w:val="center"/>
+              <w:rPr>
+                <w:rFonts w:ascii="Arial" w:hAnsi="Arial" w:cs="Arial"/>
+                <w:b/>
+                <w:sz w:val="20"/>
+                <w:szCs w:val="20"/>
+              </w:rPr>
+            </w:pPr>
+          </w:p>
+          <w:p>
+            <w:pPr>
+              <w:spacing w:after="0" w:line="240" w:lineRule="auto"/>
+              <w:jc w:val="center"/>
+              <w:rPr>
+                <w:rFonts w:ascii="Arial" w:hAnsi="Arial" w:cs="Arial"/>
+                <w:b/>
+                <w:sz w:val="20"/>
+                <w:szCs w:val="20"/>
+              </w:rPr>
+            </w:pPr>
+          </w:p>
+          <w:p>
+            <w:pPr>
+              <w:spacing w:after="0" w:line="240" w:lineRule="auto"/>
+              <w:jc w:val="center"/>
+              <w:rPr>
+                <w:rFonts w:ascii="Arial" w:hAnsi="Arial" w:cs="Arial"/>
+                <w:b/>
+                <w:sz w:val="20"/>
+                <w:szCs w:val="20"/>
+              </w:rPr>
+            </w:pPr>
+          </w:p>
+          <w:p>
+            <w:pPr>
+              <w:spacing w:after="0" w:line="240" w:lineRule="auto"/>
+              <w:jc w:val="center"/>
+              <w:rPr>
+                <w:rFonts w:ascii="Arial" w:hAnsi="Arial" w:cs="Arial"/>
+                <w:b/>
+                <w:sz w:val="20"/>
+                <w:szCs w:val="20"/>
+              </w:rPr>
+            </w:pPr>
+          </w:p>
+          <w:p>
+            <w:pPr>
+              <w:spacing w:after="0" w:line="240" w:lineRule="auto"/>
+              <w:jc w:val="center"/>
+              <w:rPr>
+                <w:rFonts w:ascii="Arial" w:hAnsi="Arial" w:cs="Arial"/>
+                <w:b/>
+                <w:sz w:val="20"/>
+                <w:szCs w:val="20"/>
+              </w:rPr>
+            </w:pPr>
+            <w:r>
+              <w:rPr>
+                <w:rFonts w:ascii="Arial" w:hAnsi="Arial" w:cs="Arial"/>
+                <w:b/>
+                <w:sz w:val="20"/>
+                <w:szCs w:val="20"/>
+              </w:rPr>
+              <w:lastRenderedPageBreak/>
               <w:t>Asesorías</w:t>
             </w:r>
           </w:p>
@@ -3087,6 +3421,7 @@
                 <w:sz w:val="20"/>
                 <w:szCs w:val="20"/>
               </w:rPr>
+              <w:lastRenderedPageBreak/>
               <w:t>Hora</w:t>
             </w:r>
           </w:p>
@@ -6348,6 +6683,7 @@
               <w:calendar w:val="gregorian"/>
             </w:date>
           </w:sdtPr>
+          <w:sdtEndPr/>
           <w:sdtContent>
             <w:p>
               <w:pPr>
@@ -7243,6 +7579,7 @@
   </w:compat>
   <w:rsids>
     <w:rsidRoot w:val="003F632E"/>
+    <w:rsid w:val="0003151D"/>
     <w:rsid w:val="00132130"/>
     <w:rsid w:val="001470D9"/>
     <w:rsid w:val="00153073"/>
@@ -7259,6 +7596,7 @@
     <w:rsid w:val="006C7AAE"/>
     <w:rsid w:val="007B52E5"/>
     <w:rsid w:val="007E21E2"/>
+    <w:rsid w:val="008B7BA3"/>
     <w:rsid w:val="008D34A1"/>
     <w:rsid w:val="00931D69"/>
     <w:rsid w:val="009C1668"/>
@@ -8007,9 +8345,12 @@
 </file>
 
 <file path=customXml/item1.xml><?xml version="1.0" encoding="utf-8"?>
-<p:properties xmlns:p="http://schemas.microsoft.com/office/2006/metadata/properties" xmlns:xsi="http://www.w3.org/2001/XMLSchema-instance" xmlns:pc="http://schemas.microsoft.com/office/infopath/2007/PartnerControls">
-  <documentManagement/>
-</p:properties>
+<?mso-contentType ?>
+<FormTemplates xmlns="http://schemas.microsoft.com/sharepoint/v3/contenttype/forms">
+  <Display>DocumentLibraryForm</Display>
+  <Edit>DocumentLibraryForm</Edit>
+  <New>DocumentLibraryForm</New>
+</FormTemplates>
 </file>
 
 <file path=customXml/item2.xml><?xml version="1.0" encoding="utf-8"?>
@@ -8185,19 +8526,15 @@
 </file>
 
 <file path=customXml/item3.xml><?xml version="1.0" encoding="utf-8"?>
-<?mso-contentType ?>
-<FormTemplates xmlns="http://schemas.microsoft.com/sharepoint/v3/contenttype/forms">
-  <Display>DocumentLibraryForm</Display>
-  <Edit>DocumentLibraryForm</Edit>
-  <New>DocumentLibraryForm</New>
-</FormTemplates>
+<p:properties xmlns:p="http://schemas.microsoft.com/office/2006/metadata/properties" xmlns:xsi="http://www.w3.org/2001/XMLSchema-instance" xmlns:pc="http://schemas.microsoft.com/office/infopath/2007/PartnerControls">
+  <documentManagement/>
+</p:properties>
 </file>
 
 <file path=customXml/itemProps1.xml><?xml version="1.0" encoding="utf-8"?>
-<ds:datastoreItem xmlns:ds="http://schemas.openxmlformats.org/officeDocument/2006/customXml" ds:itemID="{CF7A8379-67E2-4B24-9FE8-BF13718079EE}">
+<ds:datastoreItem xmlns:ds="http://schemas.openxmlformats.org/officeDocument/2006/customXml" ds:itemID="{492F70CA-B87F-424B-B959-D99600CEA186}">
   <ds:schemaRefs>
-    <ds:schemaRef ds:uri="http://schemas.microsoft.com/office/2006/metadata/properties"/>
-    <ds:schemaRef ds:uri="http://schemas.microsoft.com/office/infopath/2007/PartnerControls"/>
+    <ds:schemaRef ds:uri="http://schemas.microsoft.com/sharepoint/v3/contenttype/forms"/>
   </ds:schemaRefs>
 </ds:datastoreItem>
 </file>
@@ -8221,9 +8558,10 @@
 </file>
 
 <file path=customXml/itemProps3.xml><?xml version="1.0" encoding="utf-8"?>
-<ds:datastoreItem xmlns:ds="http://schemas.openxmlformats.org/officeDocument/2006/customXml" ds:itemID="{492F70CA-B87F-424B-B959-D99600CEA186}">
+<ds:datastoreItem xmlns:ds="http://schemas.openxmlformats.org/officeDocument/2006/customXml" ds:itemID="{CF7A8379-67E2-4B24-9FE8-BF13718079EE}">
   <ds:schemaRefs>
-    <ds:schemaRef ds:uri="http://schemas.microsoft.com/sharepoint/v3/contenttype/forms"/>
+    <ds:schemaRef ds:uri="http://schemas.microsoft.com/office/2006/metadata/properties"/>
+    <ds:schemaRef ds:uri="http://schemas.microsoft.com/office/infopath/2007/PartnerControls"/>
   </ds:schemaRefs>
 </ds:datastoreItem>
 </file>